--- a/protected-assets/Art Thou He.docx
+++ b/protected-assets/Art Thou He.docx
@@ -1686,6 +1686,20 @@
     </w:p>
     <w:p>
       <w:pPr>
+        <w:spacing w:after="160" w:line="276" w:lineRule="auto"/>
+      </w:pPr>
+      <w:r>
+        <w:rPr>
+          <w:rFonts w:ascii="Arial" w:hAnsi="Arial"/>
+          <w:b w:val="0"/>
+          <w:i w:val="0"/>
+          <w:sz w:val="22"/>
+        </w:rPr>
+        <w:t>The Temple itself bore witness too, and no one could arrange that. At the moment of His death, “the veil of the temple was rent in twain from the top to the bottom” (Matthew 27:51). Jewish tradition, recorded in the Talmud, remembers that for the last forty years before the Temple fell in AD 70, reaching back to about AD 30, the Day of Atonement signs stopped: the lot for the Lord no longer came up in the high priest’s right hand, the crimson strap no longer turned white, the western lamp went out, and the Temple doors opened by themselves (Babylonian Talmud, Yoma 39b; Jerusalem Talmud, Yoma 6:3). The rabbis who kept this tradition had no reason to support a Christian claim, and they read the signs as warnings about the nation’s sins; the same passage says some signs had already weakened in earlier generations (Yoma 39a). Still, the forty years begin at the year of the cross, and they match the generation Jesus warned: “All these things shall come upon this generation” (Matthew 23:36).</w:t>
+      </w:r>
+    </w:p>
+    <w:p>
+      <w:pPr>
         <w:pStyle w:val="Heading1"/>
       </w:pPr>
       <w:r>
@@ -3110,7 +3124,7 @@
           <w:i w:val="0"/>
           <w:sz w:val="20"/>
         </w:rPr>
-        <w:t>Welsh, Chip. The CJC Research Kit: A Self-Contained Tool for AI-Assisted Verification. Version 12.14, September 19, 2026. Available at: https://github.com/Greysmokez/Continuous-Jubilee-Calendar</w:t>
+        <w:t>Welsh, Chip. The CJC Research Kit: A Self-Contained Tool for AI-Assisted Verification. Version 12.19, September 24, 2026. Available at: https://github.com/Greysmokez/Continuous-Jubilee-Calendar</w:t>
       </w:r>
     </w:p>
     <w:p>
@@ -3161,6 +3175,20 @@
           <w:sz w:val="20"/>
         </w:rPr>
         <w:t>Babylonian Talmud, Sukkah 52a. Referenced for the two-Messiah tradition (Mashiach ben Yosef and Mashiach ben David).</w:t>
+      </w:r>
+    </w:p>
+    <w:p>
+      <w:pPr>
+        <w:spacing w:after="160" w:line="276" w:lineRule="auto"/>
+      </w:pPr>
+      <w:r>
+        <w:rPr>
+          <w:rFonts w:ascii="Arial" w:hAnsi="Arial"/>
+          <w:b w:val="0"/>
+          <w:i w:val="0"/>
+          <w:sz w:val="20"/>
+        </w:rPr>
+        <w:t>Babylonian Talmud, Yoma 39a-b; Jerusalem Talmud, Yoma 6:3. Referenced for the forty years of failed Day of Atonement signs before AD 70.</w:t>
       </w:r>
     </w:p>
     <w:p>

--- a/protected-assets/Art Thou He.docx
+++ b/protected-assets/Art Thou He.docx
@@ -42,7 +42,7 @@
           <w:i/>
           <w:sz w:val="22"/>
         </w:rPr>
-        <w:t>"The Spirit of the Lord is upon me, because he has anointed me to preach good news to the poor... to proclaim the acceptable year of the Lord."</w:t>
+        <w:t>"The Spirit of the Lord is upon me, because he hath anointed me to preach the gospel to the poor... To preach the acceptable year of the Lord."</w:t>
       </w:r>
     </w:p>
     <w:p>
@@ -134,7 +134,7 @@
         <w:pStyle w:val="Heading1"/>
       </w:pPr>
       <w:r>
-        <w:t>"Go Your Way, Tell John What Ye Have Seen"</w:t>
+        <w:t>"Go Your Way, and Tell John What Things Ye Have Seen"</w:t>
       </w:r>
     </w:p>
     <w:p>
@@ -352,7 +352,7 @@
                 <w:rFonts w:ascii="Arial" w:hAnsi="Arial"/>
                 <w:sz w:val="20"/>
               </w:rPr>
-              <w:t>"preach good tidings to the poor"</w:t>
+              <w:t>"preach good tidings unto the meek"</w:t>
             </w:r>
           </w:p>
         </w:tc>
@@ -370,7 +370,7 @@
                 <w:rFonts w:ascii="Arial" w:hAnsi="Arial"/>
                 <w:sz w:val="20"/>
               </w:rPr>
-              <w:t>"Blessed are the poor" (Luke 6:20); "the poor have the gospel preached to them" as Jesus' own standing evidence of who he is (Matt 11:5)</w:t>
+              <w:t>"Blessed be ye poor" (Luke 6:20); "the poor have the gospel preached to them" as Jesus' own standing evidence of who he is (Matt 11:5)</w:t>
             </w:r>
           </w:p>
         </w:tc>
@@ -714,7 +714,7 @@
           <w:i w:val="0"/>
           <w:sz w:val="22"/>
         </w:rPr>
-        <w:t>One clause in Isaiah's Hebrew, "the opening of the prison to them that are bound," isn't in Luke's record of the reading and has no separate event of its own. It reads as Hebrew poetic parallelism with "liberty to captives," restating the same claim rather than adding a new one — worth saying plainly rather than forcing a separate fulfillment onto it.</w:t>
+        <w:t>One clause in Isaiah's Hebrew, "the opening of the prison to them that are bound," isn't in Luke's record of the reading and has no separate event of its own. It reads as Hebrew poetic parallelism with "liberty to the captives," restating the same claim rather than adding a new one — worth saying plainly rather than forcing a separate fulfillment onto it.</w:t>
       </w:r>
     </w:p>
     <w:p>
@@ -1592,7 +1592,7 @@
           <w:i w:val="0"/>
           <w:sz w:val="22"/>
         </w:rPr>
-        <w:t>This is why the reading matters beyond a dramatic moment in a synagogue: it's the announcement of a kingdom the crucifixion itself would go on to inaugurate. Daniel 7:13-14 describes "one like a son of man" given "dominion, glory, and a kingdom" that "will never be destroyed" — the same everlasting kingdom Daniel 9:24 says the seventy sevens were given to establish. Jesus opens that seven-year unit announcing the kingdom has arrived ("The time has come... the kingdom of God has come near," Mark 1:15); its middle is where Daniel 9:27 says sacrifice itself would end.</w:t>
+        <w:t>This is why the reading matters beyond a dramatic moment in a synagogue: it's the announcement of a kingdom the crucifixion itself would go on to inaugurate. Daniel 7:13-14 describes "one like the Son of man" given "dominion, and glory, and a kingdom" that "shall not be destroyed" — the same everlasting kingdom Daniel 9:24 says the seventy sevens were given to establish. Jesus opens that seven-year unit announcing the kingdom has arrived ("The time is fulfilled, and the kingdom of God is at hand," Mark 1:15); its middle is where Daniel 9:27 says sacrifice itself would end.</w:t>
       </w:r>
     </w:p>
     <w:p>
@@ -2178,7 +2178,7 @@
                 <w:rFonts w:ascii="Arial" w:hAnsi="Arial"/>
                 <w:sz w:val="18"/>
               </w:rPr>
-              <w:t>"My God, my God, why have you forsaken me?"</w:t>
+              <w:t>"My God, my God, why hast thou forsaken me?"</w:t>
             </w:r>
           </w:p>
         </w:tc>
@@ -2237,7 +2237,7 @@
                 <w:rFonts w:ascii="Arial" w:hAnsi="Arial"/>
                 <w:sz w:val="18"/>
               </w:rPr>
-              <w:t>"He trusted in the Lord; let him deliver him" — mocked by spectators</w:t>
+              <w:t>"He trusted on the LORD that he would deliver him: let him deliver him" — mocked by spectators</w:t>
             </w:r>
           </w:p>
         </w:tc>
@@ -2296,7 +2296,7 @@
                 <w:rFonts w:ascii="Arial" w:hAnsi="Arial"/>
                 <w:sz w:val="18"/>
               </w:rPr>
-              <w:t>"They have pierced my hands and feet"</w:t>
+              <w:t>"They pierced my hands and my feet"</w:t>
             </w:r>
           </w:p>
         </w:tc>
@@ -2414,7 +2414,7 @@
                 <w:rFonts w:ascii="Arial" w:hAnsi="Arial"/>
                 <w:sz w:val="18"/>
               </w:rPr>
-              <w:t>"For my thirst they gave me sour wine to drink"</w:t>
+              <w:t>"In my thirst they gave me vinegar to drink"</w:t>
             </w:r>
           </w:p>
         </w:tc>
@@ -2473,7 +2473,7 @@
                 <w:rFonts w:ascii="Arial" w:hAnsi="Arial"/>
                 <w:sz w:val="18"/>
               </w:rPr>
-              <w:t>"He keeps all his bones; not one of them is broken"</w:t>
+              <w:t>"He keepeth all his bones: not one of them is broken"</w:t>
             </w:r>
           </w:p>
         </w:tc>
@@ -2532,7 +2532,7 @@
                 <w:rFonts w:ascii="Arial" w:hAnsi="Arial"/>
                 <w:sz w:val="18"/>
               </w:rPr>
-              <w:t>"My close friend, who ate my bread, has lifted his heel against me"</w:t>
+              <w:t>"Mine own familiar friend… which did eat of my bread, hath lifted up his heel against me"</w:t>
             </w:r>
           </w:p>
         </w:tc>
@@ -2650,7 +2650,7 @@
                 <w:rFonts w:ascii="Arial" w:hAnsi="Arial"/>
                 <w:sz w:val="18"/>
               </w:rPr>
-              <w:t>"Strike the shepherd, and the sheep will be scattered"</w:t>
+              <w:t>"Smite the shepherd, and the sheep shall be scattered"</w:t>
             </w:r>
           </w:p>
         </w:tc>
@@ -2709,7 +2709,7 @@
                 <w:rFonts w:ascii="Arial" w:hAnsi="Arial"/>
                 <w:sz w:val="18"/>
               </w:rPr>
-              <w:t>"The stone that the builders rejected has become the cornerstone"</w:t>
+              <w:t>"The stone which the builders refused is become the head stone of the corner"</w:t>
             </w:r>
           </w:p>
         </w:tc>
@@ -2768,7 +2768,7 @@
                 <w:rFonts w:ascii="Arial" w:hAnsi="Arial"/>
                 <w:sz w:val="18"/>
               </w:rPr>
-              <w:t>"Blessed is he who comes in the name of the Lord"</w:t>
+              <w:t>"Blessed be he that cometh in the name of the LORD"</w:t>
             </w:r>
           </w:p>
         </w:tc>
@@ -2827,7 +2827,7 @@
                 <w:rFonts w:ascii="Arial" w:hAnsi="Arial"/>
                 <w:sz w:val="18"/>
               </w:rPr>
-              <w:t>"The Lord said to my Lord: Sit at my right hand"</w:t>
+              <w:t>"The LORD said unto my Lord, Sit thou at my right hand"</w:t>
             </w:r>
           </w:p>
         </w:tc>
@@ -2886,7 +2886,7 @@
                 <w:rFonts w:ascii="Arial" w:hAnsi="Arial"/>
                 <w:sz w:val="18"/>
               </w:rPr>
-              <w:t>"A priest forever after the order of Melchizedek"</w:t>
+              <w:t>"Thou art a priest for ever after the order of Melchizedek"</w:t>
             </w:r>
           </w:p>
         </w:tc>
@@ -2945,7 +2945,7 @@
                 <w:rFonts w:ascii="Arial" w:hAnsi="Arial"/>
                 <w:sz w:val="18"/>
               </w:rPr>
-              <w:t>"You will not let your holy one see corruption"</w:t>
+              <w:t>"Neither wilt thou suffer thine Holy One to see corruption"</w:t>
             </w:r>
           </w:p>
         </w:tc>
@@ -2994,7 +2994,7 @@
           <w:i w:val="0"/>
           <w:sz w:val="22"/>
         </w:rPr>
-        <w:t>Nor is the pattern confined to the Passion. The same life fulfilled prophecies about birthplace (Micah 5:2), tribal lineage (Genesis 49:10), the role of a forerunner (Malachi 3:1; 4:5), a combined king-priest office no Davidic descendant was supposed to hold (Psalm 110:4), and a resurrection David's own words seem to look past (Psalm 16:10 — "You will not let your holy one see corruption," which Peter argues at Pentecost cannot apply to David himself, since David died and his tomb was still there).</w:t>
+        <w:t>Nor is the pattern confined to the Passion. The same life fulfilled prophecies about birthplace (Micah 5:2), tribal lineage (Genesis 49:10), the role of a forerunner (Malachi 3:1; 4:5), a combined king-priest office no Davidic descendant was supposed to hold (Psalm 110:4), and a resurrection David's own words seem to look past (Psalm 16:10 — "Neither wilt thou suffer thine Holy One to see corruption," which Peter argues at Pentecost cannot apply to David himself, since David died and his tomb was still there).</w:t>
       </w:r>
     </w:p>
     <w:p>

--- a/protected-assets/Art Thou He.docx
+++ b/protected-assets/Art Thou He.docx
@@ -56,7 +56,7 @@
           <w:i w:val="0"/>
           <w:sz w:val="22"/>
         </w:rPr>
-        <w:t>Then he stopped. He rolled the scroll back up, handed it to the attendant, sat down — the normal position for teaching — and said: "Today this Scripture has been fulfilled in your hearing."</w:t>
+        <w:t>Then He stopped. He rolled the scroll back up, handed it to the attendant, sat down — the normal position for teaching — and said: "Today this Scripture has been fulfilled in your hearing."</w:t>
       </w:r>
     </w:p>
     <w:p>
@@ -70,7 +70,7 @@
           <w:i w:val="0"/>
           <w:sz w:val="22"/>
         </w:rPr>
-        <w:t>Here's the part easy to miss on a first read: that's not where the sentence actually ends. The verse he was reading, Isaiah 61:2, keeps going in the original text:</w:t>
+        <w:t>Here's the part easy to miss on a first read: that's not where the sentence actually ends. The verse He was reading, Isaiah 61:2, keeps going in the original text:</w:t>
       </w:r>
     </w:p>
     <w:p>
@@ -98,7 +98,7 @@
           <w:i w:val="0"/>
           <w:sz w:val="22"/>
         </w:rPr>
-        <w:t>Jesus read the first half. He left out the second half — on purpose, mid-sentence, in front of a room full of people who knew that passage as well as he did.</w:t>
+        <w:t>Jesus read the first half. He left out the second half — on purpose, mid-sentence, in front of a room full of people who knew that passage as well as He did.</w:t>
       </w:r>
     </w:p>
     <w:p>
@@ -112,7 +112,7 @@
           <w:i w:val="0"/>
           <w:sz w:val="22"/>
         </w:rPr>
-        <w:t>Nobody accidentally stops reading in the middle of a sentence they know by heart, in a room full of people who'd immediately notice. Stopping there wasn't Jesus forgetting the rest of the verse — it was Jesus drawing a line, in public, between two things: a promise he was claiming right then, and a second promise he was pointedly leaving for later.</w:t>
+        <w:t>Nobody accidentally stops reading in the middle of a sentence they know by heart, in a room full of people who'd immediately notice. Stopping there wasn't Jesus forgetting the rest of the verse — it was Jesus drawing a line, in public, between two things: a promise He was claiming right then, and a second promise He was pointedly leaving for later.</w:t>
       </w:r>
     </w:p>
     <w:p>
@@ -148,7 +148,7 @@
           <w:i w:val="0"/>
           <w:sz w:val="22"/>
         </w:rPr>
-        <w:t>Later in his ministry, John the Baptist — now in prison, uncertain — sends messengers to ask Jesus the question this paper takes its title from: "Art thou he that should come, or look we for another?" (Luke 7:19).</w:t>
+        <w:t>Later in His ministry, John the Baptist — now in prison, uncertain — sends messengers to ask Jesus the question this paper takes its title from: "Art thou he that should come, or look we for another?" (Luke 7:19).</w:t>
       </w:r>
     </w:p>
     <w:p>
@@ -190,7 +190,7 @@
           <w:i w:val="0"/>
           <w:sz w:val="22"/>
         </w:rPr>
-        <w:t>This is deliberate. It's the same list, the same words, from Isaiah's own vocabulary (Isaiah 61:1, joined with Isaiah 35:5-6). When asked directly whether he is the Messiah, Jesus doesn't offer a new claim — he points to the record and says: check what I read that day. It's already happened. This is the strongest piece of evidence in the whole argument, because it isn't this paper connecting the reading to his deeds. It's Jesus himself making that connection, under direct questioning about his identity.</w:t>
+        <w:t>This is deliberate. It's the same list, the same words, from Isaiah's own vocabulary (Isaiah 61:1, joined with Isaiah 35:5-6). When asked directly whether He is the Messiah, Jesus doesn't offer a new claim — He points to the record and says: check what I read that day. It's already happened. This is the strongest piece of evidence in the whole argument, because it isn't this paper connecting the reading to His deeds. It's Jesus Himself making that connection, under direct questioning about His identity.</w:t>
       </w:r>
     </w:p>
     <w:p>
@@ -204,7 +204,7 @@
           <w:i w:val="0"/>
           <w:sz w:val="22"/>
         </w:rPr>
-        <w:t>Each of these was a real, physical event, and each was also a sign of something deeper. John's Gospel calls Jesus' miracles "signs" (Greek sēmeia; John 2:11; 20:30-31), things that point past themselves, and Jesus told his disciples he had been speaking to them in figures (John 16:25). Luke's account of the reading follows the Greek translation of Isaiah in places, so a few clauses below come from Isaiah's Hebrew rather than from Luke's wording. The record reads each clause at both levels.</w:t>
+        <w:t>Each of these was a real, physical event, and each was also a sign of something deeper. John's Gospel calls Jesus' miracles "signs" (Greek sēmeia; John 2:11; 20:30-31), things that point past themselves, and Jesus told His disciples He had been speaking to them in figures (John 16:25). Luke's account of the reading follows the Greek translation of Isaiah in places, so a few clauses below come from Isaiah's Hebrew rather than from Luke's wording. The record reads each clause at both levels.</w:t>
       </w:r>
     </w:p>
     <w:tbl>
@@ -329,7 +329,7 @@
                 <w:rFonts w:ascii="Arial" w:hAnsi="Arial"/>
                 <w:sz w:val="20"/>
               </w:rPr>
-              <w:t>"Christ" means "Anointed One," so the descent of the Spirit publicly names the office (Acts 10:38). He later passes that Spirit to his followers (John 20:22), so the anointing is shared, not just displayed.</w:t>
+              <w:t>"Christ" means "Anointed One," so the descent of the Spirit publicly names the office (Acts 10:38). He later passes that Spirit to His followers (John 20:22), so the anointing is shared, not just displayed.</w:t>
             </w:r>
           </w:p>
         </w:tc>
@@ -370,7 +370,7 @@
                 <w:rFonts w:ascii="Arial" w:hAnsi="Arial"/>
                 <w:sz w:val="20"/>
               </w:rPr>
-              <w:t>"Blessed be ye poor" (Luke 6:20); "the poor have the gospel preached to them" as Jesus' own standing evidence of who he is (Matt 11:5)</w:t>
+              <w:t>"Blessed be ye poor" (Luke 6:20); "the poor have the gospel preached to them" as Jesus' own standing evidence of who He is (Matt 11:5)</w:t>
             </w:r>
           </w:p>
         </w:tc>
@@ -565,7 +565,7 @@
                 <w:rFonts w:ascii="Arial" w:hAnsi="Arial"/>
                 <w:sz w:val="20"/>
               </w:rPr>
-              <w:t>Jesus states the deeper purpose himself: "that they which see not might see; and that they which see might be made blind" (John 9:39). The healed man goes on to worship (John 9:35-38), while the Pharisees who claim to see are called blind.</w:t>
+              <w:t>Jesus states the deeper purpose Himself: "that they which see not might see; and that they which see might be made blind" (John 9:39). The healed man goes on to worship (John 9:35-38), while the Pharisees who claim to see are called blind.</w:t>
             </w:r>
           </w:p>
         </w:tc>
@@ -624,7 +624,7 @@
                 <w:rFonts w:ascii="Arial" w:hAnsi="Arial"/>
                 <w:sz w:val="20"/>
               </w:rPr>
-              <w:t>Jesus names her bond as Satan's (Luke 13:16). Both healings fall on the Sabbath, where he asks whether the day is for saving life (Luke 6:9). This is the Sabbath and Jubilee release, fulfilled in persons.</w:t>
+              <w:t>Jesus names her bond as Satan's (Luke 13:16). Both healings fall on the Sabbath, where He asks whether the day is for saving life (Luke 6:9). This is the Sabbath and Jubilee release, fulfilled in persons.</w:t>
             </w:r>
           </w:p>
         </w:tc>
@@ -700,7 +700,7 @@
           <w:i w:val="0"/>
           <w:sz w:val="22"/>
         </w:rPr>
-        <w:t>Luke's own placement backs this further. In the very same chapter as the reading, Luke shows Jesus casting out an unclean spirit in Capernaum, the next town he visits, and healing "all they that had any sick" (Luke 4:33-40) — the fulfillment beginning to play out before the chapter even ends.</w:t>
+        <w:t>Luke's own placement backs this further. In the very same chapter as the reading, Luke shows Jesus casting out an unclean spirit in Capernaum, the next town He visits, and healing "all they that had any sick" (Luke 4:33-40) — the fulfillment beginning to play out before the chapter even ends.</w:t>
       </w:r>
     </w:p>
     <w:p>
@@ -736,7 +736,7 @@
           <w:i w:val="0"/>
           <w:sz w:val="22"/>
         </w:rPr>
-        <w:t>"Liberty to the captives" is worth pausing on, because the natural first question is: what captivity? The table gives Jesus' own answer: the bondage is sin, and the liberty is what he came to give from it (John 8:34-36).</w:t>
+        <w:t>"Liberty to the captives" is worth pausing on, because the natural first question is: what captivity? The table gives Jesus' own answer: the bondage is sin, and the liberty is what He came to give from it (John 8:34-36).</w:t>
       </w:r>
     </w:p>
     <w:p>
@@ -764,7 +764,7 @@
           <w:i w:val="0"/>
           <w:sz w:val="22"/>
         </w:rPr>
-        <w:t>This isn't a category foreign to Jewish thought, either. The idea of being enslaved to something within oneself — the yetzer hara, the inclination toward wrongdoing — and needing to be freed from it through repentance and return to God is already native to Jewish tradition. Read this way, "liberty to the captives" isn't Jesus importing a new concept; it's Jesus naming, in the language of his own prophetic tradition, the same inward bondage that tradition already recognized — and announcing that he is the one who breaks it.</w:t>
+        <w:t>This isn't a category foreign to Jewish thought, either. The idea of being enslaved to something within oneself — the yetzer hara, the inclination toward wrongdoing — and needing to be freed from it through repentance and return to God is already native to Jewish tradition. Read this way, "liberty to the captives" isn't Jesus importing a new concept; it's Jesus naming, in the language of His own prophetic tradition, the same inward bondage that tradition already recognized — and announcing that He is the one who breaks it.</w:t>
       </w:r>
     </w:p>
     <w:p>
@@ -1470,7 +1470,7 @@
           <w:i w:val="0"/>
           <w:sz w:val="22"/>
         </w:rPr>
-        <w:t>Jesus' anointing at his baptism (AD 27), the event that ends Daniel's 483 years, opens the final seven-year unit before the next real Jubilee, and the reading in the synagogue falls early in that same unit. On the Continuous Jubilee Calendar, AD 27 is not itself a Jubilee year; it is the opening position of the unit that runs to the AD 34 Jubilee. That makes Jesus' proclamation a Jubilee-shaped announcement of release, not a claim that the civil Jubilee year had already arrived.</w:t>
+        <w:t>Jesus' anointing at His baptism (AD 27), the event that ends Daniel's 483 years, opens the final seven-year unit before the next real Jubilee, and the reading in the synagogue falls early in that same unit. On the Continuous Jubilee Calendar, AD 27 is not itself a Jubilee year; it is the opening position of the unit that runs to the AD 34 Jubilee. That makes Jesus' proclamation a Jubilee-shaped announcement of release, not a claim that the civil Jubilee year had already arrived.</w:t>
       </w:r>
     </w:p>
     <w:p>
@@ -1614,7 +1614,7 @@
           <w:i w:val="0"/>
           <w:sz w:val="22"/>
         </w:rPr>
-        <w:t>Some things Jesus fulfilled, he could have arranged himself. Riding into Jerusalem on a donkey (Zechariah 9:9) was his own choice.</w:t>
+        <w:t>Some things Jesus fulfilled, He could have arranged Himself. Riding into Jerusalem on a donkey (Zechariah 9:9) was His own choice.</w:t>
       </w:r>
     </w:p>
     <w:p>
@@ -1628,7 +1628,7 @@
           <w:i w:val="0"/>
           <w:sz w:val="22"/>
         </w:rPr>
-        <w:t>What happened three years into that same unit couldn't be arranged by him at all:</w:t>
+        <w:t>What happened three years into that same unit couldn't be arranged by Him at all:</w:t>
       </w:r>
     </w:p>
     <w:p>
@@ -1641,7 +1641,7 @@
           <w:rFonts w:ascii="Arial" w:hAnsi="Arial"/>
           <w:sz w:val="22"/>
         </w:rPr>
-        <w:t>Zechariah 12:10 — "they shall look upon me whom they have pierced." A Roman soldier, checking whether the execution was complete, drove a spear into his side (John 19:34), and John himself cites this verse (John 19:37). The soldier was following execution procedure; he had never read the prophets.</w:t>
+        <w:t>Zechariah 12:10 — "they shall look upon me whom they have pierced." A Roman soldier, checking whether the execution was complete, drove a spear into His side (John 19:34), and John himself cites this verse (John 19:37). The soldier was following execution procedure; he had never read the prophets.</w:t>
       </w:r>
     </w:p>
     <w:p>
@@ -1681,7 +1681,7 @@
           <w:i w:val="0"/>
           <w:sz w:val="22"/>
         </w:rPr>
-        <w:t>None of these were things Jesus did. They were things done to him, by people inside the story who had no stake in fulfilling scripture — and they landed exactly where the prophets said they would, centuries early, at Position 4, the precise middle of the seven-year unit that opened with his anointing. The people who reported these events, the Gospel writers, did know the prophecies, and a skeptic can fairly say they shaped what they recorded; the claim here is only about the people inside the story, who were not trying to fulfill anything.</w:t>
+        <w:t>None of these were things Jesus did. They were things done to Him, by people inside the story who had no stake in fulfilling scripture — and they landed exactly where the prophets said they would, centuries early, at Position 4, the precise middle of the seven-year unit that opened with His anointing. The people who reported these events, the Gospel writers, did know the prophecies, and a skeptic can fairly say they shaped what they recorded; the claim here is only about the people inside the story, who were not trying to fulfill anything.</w:t>
       </w:r>
     </w:p>
     <w:p>
@@ -2491,7 +2491,7 @@
                 <w:rFonts w:ascii="Arial" w:hAnsi="Arial"/>
                 <w:sz w:val="18"/>
               </w:rPr>
-              <w:t>John 19:33,36 — the soldiers found him already dead; John cites the Psalm directly</w:t>
+              <w:t>John 19:33,36 — the soldiers found Him already dead; John cites the Psalm directly</w:t>
             </w:r>
           </w:p>
         </w:tc>
@@ -2845,7 +2845,7 @@
                 <w:rFonts w:ascii="Arial" w:hAnsi="Arial"/>
                 <w:sz w:val="18"/>
               </w:rPr>
-              <w:t>Matthew 22:44; Acts 2:34-35 — Jesus uses it to silence his challengers; Peter at Pentecost</w:t>
+              <w:t>Matthew 22:44; Acts 2:34-35 — Jesus uses it to silence His challengers; Peter at Pentecost</w:t>
             </w:r>
           </w:p>
         </w:tc>
@@ -3044,7 +3044,7 @@
           <w:i w:val="0"/>
           <w:sz w:val="22"/>
         </w:rPr>
-        <w:t>The most common objection is that the Messiah was expected to bring visible, national restoration — exiles gathered home, the Temple permanently secured, war ended — and none of that happened in Jesus' lifetime or since. This deserves to be taken seriously, because it isn't really a separate objection — it's the same observation from the other direction. Every item on that list belongs to the second half of Isaiah 61:2, the half Jesus didn't read that day. A critic pointing out the physical restoration never arrived is, without intending to, confirming exactly what this paper has already shown from the text itself. The table above shows the other side of the same division: the promises Jesus did claim were fulfilled on both levels, in physical signs a crowd could see and in the spiritual release those signs pointed to, while the physical restoration of the nation belongs to the half he left unread.</w:t>
+        <w:t>The most common objection is that the Messiah was expected to bring visible, national restoration — exiles gathered home, the Temple permanently secured, war ended — and none of that happened in Jesus' lifetime or since. This deserves to be taken seriously, because it isn't really a separate objection — it's the same observation from the other direction. Every item on that list belongs to the second half of Isaiah 61:2, the half Jesus didn't read that day. A critic pointing out the physical restoration never arrived is, without intending to, confirming exactly what this paper has already shown from the text itself. The table above shows the other side of the same division: the promises Jesus did claim were fulfilled on both levels, in physical signs a crowd could see and in the spiritual release those signs pointed to, while the physical restoration of the nation belongs to the half He left unread.</w:t>
       </w:r>
     </w:p>
     <w:p>
@@ -3072,7 +3072,7 @@
           <w:i w:val="0"/>
           <w:sz w:val="22"/>
         </w:rPr>
-        <w:t>What this paper has tried to do is narrower and more checkable: show that Jesus' choice of where to stop reading was deliberate; that he later cited that same reading, unprompted, as his direct answer to "are you the one"; that the moment itself sits at a fixed, precise position on an independently-verifiable calendar; and that what happened to him three years later matched, in specific and uncontrollable detail, what had been written centuries earlier.</w:t>
+        <w:t>What this paper has tried to do is narrower and more checkable: show that Jesus' choice of where to stop reading was deliberate; that He later cited that same reading, unprompted, as His direct answer to "are you the one"; that the moment itself sits at a fixed, precise position on an independently-verifiable calendar; and that what happened to Him three years later matched, in specific and uncontrollable detail, what had been written centuries earlier.</w:t>
       </w:r>
     </w:p>
     <w:p>
